--- a/RG-SCSO_ASOC.docx
+++ b/RG-SCSO_ASOC.docx
@@ -11295,7 +11295,7 @@
           <w:i w:val="0"/>
           <w:sz w:val="22"/>
         </w:rPr>
-        <w:t>The datasets are publicly available benchmarks (UCI and standard microarray sets). The source code, the preregistration, the per-run seeds, and the raw results are available at [ANONYMIZED-LINK-PENDING -- generate at https://anonymous.4open.science/ from https://github.com/zstarrynight1/RG-SCSO (private) before submission] and will be released in a public, citable repository upon acceptance.</w:t>
+        <w:t>The datasets are publicly available benchmarks (UCI and standard microarray sets). The source code, the preregistration, the per-run seeds, and the raw results are available in an anonymized repository (https://anonymous.4open.science/r/RG-SCSO-8BC0/) and will be released in a public, citable repository upon acceptance.</w:t>
       </w:r>
     </w:p>
     <w:p>
